--- a/docs/v2/cases/cs10_cloud_oligopoly.docx
+++ b/docs/v2/cases/cs10_cloud_oligopoly.docx
@@ -31,7 +31,7 @@
         <w:pStyle w:val="Date"/>
       </w:pPr>
       <w:r>
-        <w:t xml:space="preserve">2026-07-07</w:t>
+        <w:t xml:space="preserve">2026-08-20</w:t>
       </w:r>
     </w:p>
     <w:p>

--- a/docs/v2/cases/cs10_cloud_oligopoly.docx
+++ b/docs/v2/cases/cs10_cloud_oligopoly.docx
@@ -97,7 +97,7 @@
         <w:t xml:space="preserve"> </w:t>
       </w:r>
       <w:r>
-        <w:t xml:space="preserve">UCLA, October 29, 1969 (the first ARPANET message). The open internet’s rise, 1983–2006. Amazon Web Services, 2006 onward. The outages: Fastly, June 2021; CrowdStrike, July 2024; AWS us-east-1, October 2025.</w:t>
+        <w:t xml:space="preserve">UCLA, October 29, 1969 (the first ARPANET message). The open internet’s rise, 1983–2006. Amazon Web Services, 2006 onward. The outages: Fastly, June 2021; CrowdStrike, July 2024; and the five weeks in late 2025 when AWS, Microsoft, and Cloudflare each took down a slice of the web in turn.</w:t>
       </w:r>
     </w:p>
     <w:p>
@@ -542,7 +542,23 @@
         <w:t xml:space="preserve">(BBC News 2021)</w:t>
       </w:r>
       <w:r>
-        <w:t xml:space="preserve">. On October 20, 2025, a failure in a single Amazon region in Northern Virginia — the famous</w:t>
+        <w:t xml:space="preserve">.</w:t>
+      </w:r>
+    </w:p>
+    <w:p>
+      <w:pPr>
+        <w:pStyle w:val="BodyText"/>
+      </w:pPr>
+      <w:r>
+        <w:t xml:space="preserve">Then came the autumn of 2025, which made the point three times in five weeks.</w:t>
+      </w:r>
+    </w:p>
+    <w:p>
+      <w:pPr>
+        <w:pStyle w:val="BodyText"/>
+      </w:pPr>
+      <w:r>
+        <w:t xml:space="preserve">On</w:t>
       </w:r>
       <w:r>
         <w:t xml:space="preserve"> </w:t>
@@ -552,6 +568,19 @@
           <w:b/>
           <w:bCs/>
         </w:rPr>
+        <w:t xml:space="preserve">October 20</w:t>
+      </w:r>
+      <w:r>
+        <w:t xml:space="preserve">, a failure in a single Amazon region in Northern Virginia — the famous</w:t>
+      </w:r>
+      <w:r>
+        <w:t xml:space="preserve"> </w:t>
+      </w:r>
+      <w:r>
+        <w:rPr>
+          <w:b/>
+          <w:bCs/>
+        </w:rPr>
         <w:t xml:space="preserve">us-east-1</w:t>
       </w:r>
       <w:r>
@@ -567,7 +596,59 @@
         <w:t xml:space="preserve">(The Guardian 2025)</w:t>
       </w:r>
       <w:r>
+        <w:t xml:space="preserve">. Nine days later, on</w:t>
+      </w:r>
+      <w:r>
+        <w:t xml:space="preserve"> </w:t>
+      </w:r>
+      <w:r>
+        <w:rPr>
+          <w:b/>
+          <w:bCs/>
+        </w:rPr>
+        <w:t xml:space="preserve">October 29</w:t>
+      </w:r>
+      <w:r>
+        <w:t xml:space="preserve">, a configuration change inside Microsoft’s Azure Front Door slipped past the safeguard that should have caught it — the safeguard itself had a bug — and propagated a broken configuration worldwide. Microsoft 365, Outlook, Xbox, and the Azure portal went with it, and so did Alaska Airlines, Starbucks, and Costco</w:t>
+      </w:r>
+      <w:r>
+        <w:t xml:space="preserve"> </w:t>
+      </w:r>
+      <w:r>
+        <w:t xml:space="preserve">(Microsoft Azure 2025)</w:t>
+      </w:r>
+      <w:r>
+        <w:t xml:space="preserve">. Three weeks after that, on</w:t>
+      </w:r>
+      <w:r>
+        <w:t xml:space="preserve"> </w:t>
+      </w:r>
+      <w:r>
+        <w:rPr>
+          <w:b/>
+          <w:bCs/>
+        </w:rPr>
+        <w:t xml:space="preserve">November 18</w:t>
+      </w:r>
+      <w:r>
+        <w:t xml:space="preserve">, a permissions change to one of Cloudflare’s databases caused a bot-detection file to double in size, past a limit the software assumed it would never reach. Cloudflare sits in front of a large fraction of the web; X, OpenAI, and Anthropic went dark with it</w:t>
+      </w:r>
+      <w:r>
+        <w:t xml:space="preserve"> </w:t>
+      </w:r>
+      <w:r>
+        <w:t xml:space="preserve">(Cloudflare 2025)</w:t>
+      </w:r>
+      <w:r>
         <w:t xml:space="preserve">.</w:t>
+      </w:r>
+    </w:p>
+    <w:p>
+      <w:pPr>
+        <w:pStyle w:val="BodyText"/>
+      </w:pPr>
+      <w:r>
+        <w:t xml:space="preserve">Three companies, three unrelated systems, five weeks. Not one of them was attacked. Each was a routine change meeting a latent assumption — the same shape as Fastly in 2021, at a scale that now takes a meaningful share of the world’s software offline for an afternoon.</w:t>
       </w:r>
     </w:p>
     <w:p>
@@ -1878,7 +1959,20 @@
         <w:pStyle w:val="FirstParagraph"/>
       </w:pPr>
       <w:r>
-        <w:t xml:space="preserve">The evidence is the outage record itself, and one more incident that generalized the lesson. In July 2024, a bad update from a single security company, CrowdStrike, crashed some 8.5 million Windows machines worldwide in hours — grounding flights and closing hospital systems. Not a cloud, not a network: just one vendor whose software ran</w:t>
+        <w:t xml:space="preserve">The evidence is the outage record itself — and the 2025 cluster sharpens it, because the three failures were</w:t>
+      </w:r>
+      <w:r>
+        <w:t xml:space="preserve"> </w:t>
+      </w:r>
+      <w:r>
+        <w:rPr>
+          <w:i/>
+          <w:iCs/>
+        </w:rPr>
+        <w:t xml:space="preserve">independent</w:t>
+      </w:r>
+      <w:r>
+        <w:t xml:space="preserve">. A firm that had diversified away from AWS onto Azure would have been down nine days later; one that had hedged both would still have been behind Cloudflare on November 18. Diversification is the market’s answer to concentration risk, and that autumn it did not work. One more incident generalized the lesson further. In July 2024, a bad update from a single security company, CrowdStrike, crashed some 8.5 million Windows machines worldwide in hours — grounding flights and closing hospital systems. Not a cloud, not a network: just one vendor whose software ran</w:t>
       </w:r>
       <w:r>
         <w:t xml:space="preserve"> </w:t>
@@ -2188,7 +2282,7 @@
         <w:t xml:space="preserve"> </w:t>
       </w:r>
       <w:r>
-        <w:t xml:space="preserve">projects try to grow European clouds — so far, mostly aspiration. A small counter-movement of companies has left the cloud entirely, repatriating to their own servers and publishing the millions saved; it remains a rounding error. And after each great outage comes the same quiet coda: almost nobody switches providers. Partly because moving is expensive. Partly because of a grim coordination logic — when the whole internet is down, being down looks like weather, not negligence. Nobody gets fired for failing at the same moment as everyone else.</w:t>
+        <w:t xml:space="preserve">projects try to grow European clouds — so far, mostly aspiration. A small counter-movement of companies has left the cloud entirely, repatriating to their own servers and publishing the millions saved; it remains a rounding error. And after each great outage comes the same quiet coda: almost nobody switches providers. Partly because moving is expensive. Partly because, as the autumn of 2025 showed, there may be nowhere meaningfully different to move to. And partly because of a grim coordination logic — when the whole internet is down, being down looks like weather, not negligence. Nobody gets fired for failing at the same moment as everyone else.</w:t>
       </w:r>
     </w:p>
     <w:p>
@@ -2338,6 +2432,18 @@
         <w:t xml:space="preserve">in a major cloud outage. Did your list surprise you? Should ordinary users have any say in how this infrastructure is run?</w:t>
       </w:r>
     </w:p>
+    <w:p>
+      <w:pPr>
+        <w:pStyle w:val="Compact"/>
+        <w:numPr>
+          <w:ilvl w:val="0"/>
+          <w:numId w:val="1005"/>
+        </w:numPr>
+      </w:pPr>
+      <w:r>
+        <w:t xml:space="preserve">In five weeks of 2025, AWS, Microsoft, and Cloudflare each failed separately, and none of them was attacked — every one was a routine change meeting an assumption nobody had checked. If moving to a competitor would not have saved you, what would? Name something a single company could do, and something only a rule could do.</w:t>
+      </w:r>
+    </w:p>
     <w:bookmarkEnd w:id="17"/>
     <w:bookmarkStart w:id="18" w:name="further-reading"/>
     <w:p>
@@ -2476,7 +2582,7 @@
       </w:r>
     </w:p>
     <w:bookmarkEnd w:id="18"/>
-    <w:bookmarkStart w:id="31" w:name="references"/>
+    <w:bookmarkStart w:id="34" w:name="references"/>
     <w:p>
       <w:pPr>
         <w:pStyle w:val="Heading2"/>
@@ -2485,7 +2591,7 @@
         <w:t xml:space="preserve">References</w:t>
       </w:r>
     </w:p>
-    <w:bookmarkStart w:id="30" w:name="refs"/>
+    <w:bookmarkStart w:id="33" w:name="refs"/>
     <w:bookmarkStart w:id="19" w:name="ref-abbate1999"/>
     <w:p>
       <w:pPr>
@@ -2625,12 +2731,63 @@
       </w:r>
     </w:p>
     <w:bookmarkEnd w:id="23"/>
-    <w:bookmarkStart w:id="24" w:name="ref-leiner2009"/>
+    <w:bookmarkStart w:id="25" w:name="ref-cloudflare2025outage"/>
     <w:p>
       <w:pPr>
         <w:pStyle w:val="Bibliography"/>
       </w:pPr>
       <w:r>
+        <w:t xml:space="preserve">Cloudflare. 2025.</w:t>
+      </w:r>
+      <w:r>
+        <w:t xml:space="preserve"> </w:t>
+      </w:r>
+      <w:r>
+        <w:rPr>
+          <w:i/>
+          <w:iCs/>
+        </w:rPr>
+        <w:t xml:space="preserve">Cloudflare</w:t>
+      </w:r>
+      <w:r>
+        <w:rPr>
+          <w:i/>
+          <w:iCs/>
+        </w:rPr>
+        <w:t xml:space="preserve"> </w:t>
+      </w:r>
+      <w:r>
+        <w:rPr>
+          <w:i/>
+          <w:iCs/>
+        </w:rPr>
+        <w:t xml:space="preserve">Outage on November 18, 2025</w:t>
+      </w:r>
+      <w:r>
+        <w:t xml:space="preserve">. Cloudflare blog.</w:t>
+      </w:r>
+      <w:r>
+        <w:t xml:space="preserve"> </w:t>
+      </w:r>
+      <w:hyperlink r:id="rId24">
+        <w:r>
+          <w:rPr>
+            <w:rStyle w:val="Hyperlink"/>
+          </w:rPr>
+          <w:t xml:space="preserve">https://blog.cloudflare.com/18-november-2025-outage/</w:t>
+        </w:r>
+      </w:hyperlink>
+      <w:r>
+        <w:t xml:space="preserve">.</w:t>
+      </w:r>
+    </w:p>
+    <w:bookmarkEnd w:id="25"/>
+    <w:bookmarkStart w:id="26" w:name="ref-leiner2009"/>
+    <w:p>
+      <w:pPr>
+        <w:pStyle w:val="Bibliography"/>
+      </w:pPr>
+      <w:r>
         <w:t xml:space="preserve">Leiner, Barry M., Vinton G. Cerf, David D. Clark, et al. 2009.</w:t>
       </w:r>
       <w:r>
@@ -2656,13 +2813,50 @@
         <w:t xml:space="preserve">39 (5): 22–31.</w:t>
       </w:r>
     </w:p>
-    <w:bookmarkEnd w:id="24"/>
-    <w:bookmarkStart w:id="26" w:name="ref-prince2017"/>
+    <w:bookmarkEnd w:id="26"/>
+    <w:bookmarkStart w:id="27" w:name="ref-azure2025afd"/>
     <w:p>
       <w:pPr>
         <w:pStyle w:val="Bibliography"/>
       </w:pPr>
       <w:r>
+        <w:t xml:space="preserve">Microsoft Azure. 2025.</w:t>
+      </w:r>
+      <w:r>
+        <w:t xml:space="preserve"> </w:t>
+      </w:r>
+      <w:r>
+        <w:rPr>
+          <w:i/>
+          <w:iCs/>
+        </w:rPr>
+        <w:t xml:space="preserve">Azure Front Door</w:t>
+      </w:r>
+      <w:r>
+        <w:rPr>
+          <w:i/>
+          <w:iCs/>
+        </w:rPr>
+        <w:t xml:space="preserve"> </w:t>
+      </w:r>
+      <w:r>
+        <w:rPr>
+          <w:i/>
+          <w:iCs/>
+        </w:rPr>
+        <w:t xml:space="preserve">Issues – Post Incident Review (29 October 2025)</w:t>
+      </w:r>
+      <w:r>
+        <w:t xml:space="preserve">. Azure status history.</w:t>
+      </w:r>
+    </w:p>
+    <w:bookmarkEnd w:id="27"/>
+    <w:bookmarkStart w:id="29" w:name="ref-prince2017"/>
+    <w:p>
+      <w:pPr>
+        <w:pStyle w:val="Bibliography"/>
+      </w:pPr>
+      <w:r>
         <w:t xml:space="preserve">Prince, Matthew. 2017.</w:t>
       </w:r>
       <w:r>
@@ -2695,7 +2889,7 @@
       <w:r>
         <w:t xml:space="preserve"> </w:t>
       </w:r>
-      <w:hyperlink r:id="rId25">
+      <w:hyperlink r:id="rId28">
         <w:r>
           <w:rPr>
             <w:rStyle w:val="Hyperlink"/>
@@ -2707,8 +2901,8 @@
         <w:t xml:space="preserve">.</w:t>
       </w:r>
     </w:p>
-    <w:bookmarkEnd w:id="26"/>
-    <w:bookmarkStart w:id="27" w:name="ref-saltzer1984"/>
+    <w:bookmarkEnd w:id="29"/>
+    <w:bookmarkStart w:id="30" w:name="ref-saltzer1984"/>
     <w:p>
       <w:pPr>
         <w:pStyle w:val="Bibliography"/>
@@ -2739,8 +2933,8 @@
         <w:t xml:space="preserve">2 (4): 277–88.</w:t>
       </w:r>
     </w:p>
-    <w:bookmarkEnd w:id="27"/>
-    <w:bookmarkStart w:id="29" w:name="ref-guardian2025aws"/>
+    <w:bookmarkEnd w:id="30"/>
+    <w:bookmarkStart w:id="32" w:name="ref-guardian2025aws"/>
     <w:p>
       <w:pPr>
         <w:pStyle w:val="Bibliography"/>
@@ -2764,7 +2958,7 @@
       <w:r>
         <w:t xml:space="preserve"> </w:t>
       </w:r>
-      <w:hyperlink r:id="rId28">
+      <w:hyperlink r:id="rId31">
         <w:r>
           <w:rPr>
             <w:rStyle w:val="Hyperlink"/>
@@ -2776,9 +2970,9 @@
         <w:t xml:space="preserve">.</w:t>
       </w:r>
     </w:p>
-    <w:bookmarkEnd w:id="29"/>
-    <w:bookmarkEnd w:id="30"/>
-    <w:bookmarkEnd w:id="31"/>
+    <w:bookmarkEnd w:id="32"/>
+    <w:bookmarkEnd w:id="33"/>
+    <w:bookmarkEnd w:id="34"/>
     <w:sectPr>
       <w:footnotePr>
         <w:numRestart w:val="eachSect"/>

--- a/docs/v2/cases/cs10_cloud_oligopoly.docx
+++ b/docs/v2/cases/cs10_cloud_oligopoly.docx
@@ -31,7 +31,7 @@
         <w:pStyle w:val="Date"/>
       </w:pPr>
       <w:r>
-        <w:t xml:space="preserve">2026-08-20</w:t>
+        <w:t xml:space="preserve">2026-08-21</w:t>
       </w:r>
     </w:p>
     <w:p>
@@ -1560,6 +1560,14 @@
       </w:r>
       <w:r>
         <w:t xml:space="preserve">Users expect pages instantly, which means copies of everything stored physically near everyone — a global footprint only a few firms can build.</w:t>
+      </w:r>
+    </w:p>
+    <w:p>
+      <w:pPr>
+        <w:pStyle w:val="TableCaption"/>
+      </w:pPr>
+      <w:r>
+        <w:t xml:space="preserve">Which layers of the internet stayed decentralized, which recentralized, and why.</w:t>
       </w:r>
     </w:p>
     <w:tbl>
@@ -1568,6 +1576,7 @@
         <w:tblW w:type="pct" w:w="5000"/>
         <w:tblLayout w:type="fixed"/>
         <w:tblLook w:firstRow="1" w:lastRow="0" w:firstColumn="0" w:lastColumn="0" w:noHBand="0" w:noVBand="0" w:val="0020"/>
+        <w:tblCaption w:val="Which layers of the internet stayed decentralized, which recentralized, and why."/>
       </w:tblPr>
       <w:tblGrid>
         <w:gridCol w:w="1980"/>
